--- a/unit-0/paneltalk-agenda/agenda.docx
+++ b/unit-0/paneltalk-agenda/agenda.docx
@@ -11,15 +11,15 @@
           <wp:anchor distT="0" distB="0" distL="114300" distR="114300" simplePos="0" relativeHeight="251658240" behindDoc="0" locked="0" layoutInCell="1" allowOverlap="1">
             <wp:simplePos x="0" y="0"/>
             <wp:positionH relativeFrom="column">
-              <wp:posOffset>-25400</wp:posOffset>
+              <wp:posOffset>698500</wp:posOffset>
             </wp:positionH>
             <wp:positionV relativeFrom="paragraph">
-              <wp:posOffset>-876300</wp:posOffset>
+              <wp:posOffset>0</wp:posOffset>
             </wp:positionV>
-            <wp:extent cx="8394700" cy="7835053"/>
-            <wp:effectExtent l="0" t="0" r="0" b="1270"/>
-            <wp:wrapNone/>
-            <wp:docPr id="1223352977" name="Picture 1"/>
+            <wp:extent cx="7919371" cy="7282180"/>
+            <wp:effectExtent l="0" t="0" r="5715" b="0"/>
+            <wp:wrapSquare wrapText="bothSides"/>
+            <wp:docPr id="2004174078" name="Picture 1"/>
             <wp:cNvGraphicFramePr>
               <a:graphicFrameLocks xmlns:a="http://schemas.openxmlformats.org/drawingml/2006/main" noChangeAspect="1"/>
             </wp:cNvGraphicFramePr>
@@ -27,7 +27,7 @@
               <a:graphicData uri="http://schemas.openxmlformats.org/drawingml/2006/picture">
                 <pic:pic xmlns:pic="http://schemas.openxmlformats.org/drawingml/2006/picture">
                   <pic:nvPicPr>
-                    <pic:cNvPr id="1223352977" name="Picture 1223352977"/>
+                    <pic:cNvPr id="2004174078" name="Picture 2004174078"/>
                     <pic:cNvPicPr/>
                   </pic:nvPicPr>
                   <pic:blipFill>
@@ -45,7 +45,7 @@
                   <pic:spPr>
                     <a:xfrm>
                       <a:off x="0" y="0"/>
-                      <a:ext cx="8394700" cy="7835053"/>
+                      <a:ext cx="7919371" cy="7282180"/>
                     </a:xfrm>
                     <a:prstGeom prst="rect">
                       <a:avLst/>
@@ -66,7 +66,7 @@
     </w:p>
     <w:sectPr>
       <w:pgSz w:w="15840" w:h="12240" w:orient="landscape"/>
-      <w:pgMar w:top="1440" w:right="1440" w:bottom="1440" w:left="1440" w:header="720" w:footer="720" w:gutter="0"/>
+      <w:pgMar w:top="720" w:right="720" w:bottom="720" w:left="720" w:header="720" w:footer="720" w:gutter="0"/>
       <w:cols w:space="720"/>
       <w:docGrid w:linePitch="360"/>
     </w:sectPr>

--- a/unit-0/paneltalk-agenda/agenda.docx
+++ b/unit-0/paneltalk-agenda/agenda.docx
@@ -8,18 +8,26 @@
           <w:noProof/>
         </w:rPr>
         <w:drawing>
-          <wp:anchor distT="0" distB="0" distL="114300" distR="114300" simplePos="0" relativeHeight="251658240" behindDoc="0" locked="0" layoutInCell="1" allowOverlap="1">
+          <wp:anchor distT="0" distB="0" distL="114300" distR="114300" simplePos="0" relativeHeight="251658240" behindDoc="1" locked="0" layoutInCell="1" allowOverlap="1">
             <wp:simplePos x="0" y="0"/>
             <wp:positionH relativeFrom="column">
-              <wp:posOffset>698500</wp:posOffset>
+              <wp:posOffset>622300</wp:posOffset>
             </wp:positionH>
             <wp:positionV relativeFrom="paragraph">
               <wp:posOffset>0</wp:posOffset>
             </wp:positionV>
-            <wp:extent cx="7919371" cy="7282180"/>
-            <wp:effectExtent l="0" t="0" r="5715" b="0"/>
-            <wp:wrapSquare wrapText="bothSides"/>
-            <wp:docPr id="2004174078" name="Picture 1"/>
+            <wp:extent cx="7976687" cy="7334885"/>
+            <wp:effectExtent l="0" t="0" r="0" b="5715"/>
+            <wp:wrapTight wrapText="bothSides">
+              <wp:wrapPolygon edited="0">
+                <wp:start x="0" y="0"/>
+                <wp:lineTo x="0" y="21579"/>
+                <wp:lineTo x="21564" y="21579"/>
+                <wp:lineTo x="21564" y="0"/>
+                <wp:lineTo x="0" y="0"/>
+              </wp:wrapPolygon>
+            </wp:wrapTight>
+            <wp:docPr id="1143833556" name="Picture 1"/>
             <wp:cNvGraphicFramePr>
               <a:graphicFrameLocks xmlns:a="http://schemas.openxmlformats.org/drawingml/2006/main" noChangeAspect="1"/>
             </wp:cNvGraphicFramePr>
@@ -27,7 +35,7 @@
               <a:graphicData uri="http://schemas.openxmlformats.org/drawingml/2006/picture">
                 <pic:pic xmlns:pic="http://schemas.openxmlformats.org/drawingml/2006/picture">
                   <pic:nvPicPr>
-                    <pic:cNvPr id="2004174078" name="Picture 2004174078"/>
+                    <pic:cNvPr id="1143833556" name="Picture 1143833556"/>
                     <pic:cNvPicPr/>
                   </pic:nvPicPr>
                   <pic:blipFill>
@@ -45,7 +53,7 @@
                   <pic:spPr>
                     <a:xfrm>
                       <a:off x="0" y="0"/>
-                      <a:ext cx="7919371" cy="7282180"/>
+                      <a:ext cx="7976687" cy="7334885"/>
                     </a:xfrm>
                     <a:prstGeom prst="rect">
                       <a:avLst/>

--- a/unit-0/paneltalk-agenda/agenda.docx
+++ b/unit-0/paneltalk-agenda/agenda.docx
@@ -11,23 +11,23 @@
           <wp:anchor distT="0" distB="0" distL="114300" distR="114300" simplePos="0" relativeHeight="251658240" behindDoc="1" locked="0" layoutInCell="1" allowOverlap="1">
             <wp:simplePos x="0" y="0"/>
             <wp:positionH relativeFrom="column">
-              <wp:posOffset>622300</wp:posOffset>
+              <wp:posOffset>685165</wp:posOffset>
             </wp:positionH>
             <wp:positionV relativeFrom="paragraph">
               <wp:posOffset>0</wp:posOffset>
             </wp:positionV>
-            <wp:extent cx="7976687" cy="7334885"/>
-            <wp:effectExtent l="0" t="0" r="0" b="5715"/>
+            <wp:extent cx="7713345" cy="7277100"/>
+            <wp:effectExtent l="0" t="0" r="0" b="0"/>
             <wp:wrapTight wrapText="bothSides">
               <wp:wrapPolygon edited="0">
                 <wp:start x="0" y="0"/>
-                <wp:lineTo x="0" y="21579"/>
-                <wp:lineTo x="21564" y="21579"/>
-                <wp:lineTo x="21564" y="0"/>
+                <wp:lineTo x="0" y="21562"/>
+                <wp:lineTo x="21552" y="21562"/>
+                <wp:lineTo x="21552" y="0"/>
                 <wp:lineTo x="0" y="0"/>
               </wp:wrapPolygon>
             </wp:wrapTight>
-            <wp:docPr id="1143833556" name="Picture 1"/>
+            <wp:docPr id="1306771472" name="Picture 1"/>
             <wp:cNvGraphicFramePr>
               <a:graphicFrameLocks xmlns:a="http://schemas.openxmlformats.org/drawingml/2006/main" noChangeAspect="1"/>
             </wp:cNvGraphicFramePr>
@@ -35,7 +35,7 @@
               <a:graphicData uri="http://schemas.openxmlformats.org/drawingml/2006/picture">
                 <pic:pic xmlns:pic="http://schemas.openxmlformats.org/drawingml/2006/picture">
                   <pic:nvPicPr>
-                    <pic:cNvPr id="1143833556" name="Picture 1143833556"/>
+                    <pic:cNvPr id="1306771472" name="Picture 1306771472"/>
                     <pic:cNvPicPr/>
                   </pic:nvPicPr>
                   <pic:blipFill>
@@ -53,7 +53,7 @@
                   <pic:spPr>
                     <a:xfrm>
                       <a:off x="0" y="0"/>
-                      <a:ext cx="7976687" cy="7334885"/>
+                      <a:ext cx="7713345" cy="7277100"/>
                     </a:xfrm>
                     <a:prstGeom prst="rect">
                       <a:avLst/>

--- a/unit-0/paneltalk-agenda/agenda.docx
+++ b/unit-0/paneltalk-agenda/agenda.docx
@@ -1,6 +1,6 @@
 
 <file path=word/document.xml><?xml version="1.0" encoding="utf-8"?>
-<w:document xmlns:wpc="http://schemas.microsoft.com/office/word/2010/wordprocessingCanvas" xmlns:cx="http://schemas.microsoft.com/office/drawing/2014/chartex" xmlns:cx1="http://schemas.microsoft.com/office/drawing/2015/9/8/chartex" xmlns:cx2="http://schemas.microsoft.com/office/drawing/2015/10/21/chartex" xmlns:cx3="http://schemas.microsoft.com/office/drawing/2016/5/9/chartex" xmlns:cx4="http://schemas.microsoft.com/office/drawing/2016/5/10/chartex" xmlns:cx5="http://schemas.microsoft.com/office/drawing/2016/5/11/chartex" xmlns:cx6="http://schemas.microsoft.com/office/drawing/2016/5/12/chartex" xmlns:cx7="http://schemas.microsoft.com/office/drawing/2016/5/13/chartex" xmlns:cx8="http://schemas.microsoft.com/office/drawing/2016/5/14/chartex" xmlns:mc="http://schemas.openxmlformats.org/markup-compatibility/2006" xmlns:aink="http://schemas.microsoft.com/office/drawing/2016/ink" xmlns:am3d="http://schemas.microsoft.com/office/drawing/2017/model3d" xmlns:o="urn:schemas-microsoft-com:office:office" xmlns:oel="http://schemas.microsoft.com/office/2019/extlst" xmlns:r="http://schemas.openxmlformats.org/officeDocument/2006/relationships" xmlns:m="http://schemas.openxmlformats.org/officeDocument/2006/math" xmlns:v="urn:schemas-microsoft-com:vml" xmlns:wp14="http://schemas.microsoft.com/office/word/2010/wordprocessingDrawing" xmlns:wp="http://schemas.openxmlformats.org/drawingml/2006/wordprocessingDrawing" xmlns:w10="urn:schemas-microsoft-com:office:word" xmlns:w="http://schemas.openxmlformats.org/wordprocessingml/2006/main" xmlns:w14="http://schemas.microsoft.com/office/word/2010/wordml" xmlns:w15="http://schemas.microsoft.com/office/word/2012/wordml" xmlns:w16cex="http://schemas.microsoft.com/office/word/2018/wordml/cex" xmlns:w16cid="http://schemas.microsoft.com/office/word/2016/wordml/cid" xmlns:w16="http://schemas.microsoft.com/office/word/2018/wordml" xmlns:w16sdtdh="http://schemas.microsoft.com/office/word/2020/wordml/sdtdatahash" xmlns:w16se="http://schemas.microsoft.com/office/word/2015/wordml/symex" xmlns:wpg="http://schemas.microsoft.com/office/word/2010/wordprocessingGroup" xmlns:wpi="http://schemas.microsoft.com/office/word/2010/wordprocessingInk" xmlns:wne="http://schemas.microsoft.com/office/word/2006/wordml" xmlns:wps="http://schemas.microsoft.com/office/word/2010/wordprocessingShape" mc:Ignorable="w14 w15 w16se w16cid w16 w16cex w16sdtdh wp14">
+<w:document xmlns:wpc="http://schemas.microsoft.com/office/word/2010/wordprocessingCanvas" xmlns:cx="http://schemas.microsoft.com/office/drawing/2014/chartex" xmlns:cx1="http://schemas.microsoft.com/office/drawing/2015/9/8/chartex" xmlns:cx2="http://schemas.microsoft.com/office/drawing/2015/10/21/chartex" xmlns:cx3="http://schemas.microsoft.com/office/drawing/2016/5/9/chartex" xmlns:cx4="http://schemas.microsoft.com/office/drawing/2016/5/10/chartex" xmlns:cx5="http://schemas.microsoft.com/office/drawing/2016/5/11/chartex" xmlns:cx6="http://schemas.microsoft.com/office/drawing/2016/5/12/chartex" xmlns:cx7="http://schemas.microsoft.com/office/drawing/2016/5/13/chartex" xmlns:cx8="http://schemas.microsoft.com/office/drawing/2016/5/14/chartex" xmlns:mc="http://schemas.openxmlformats.org/markup-compatibility/2006" xmlns:aink="http://schemas.microsoft.com/office/drawing/2016/ink" xmlns:am3d="http://schemas.microsoft.com/office/drawing/2017/model3d" xmlns:o="urn:schemas-microsoft-com:office:office" xmlns:oel="http://schemas.microsoft.com/office/2019/extlst" xmlns:r="http://schemas.openxmlformats.org/officeDocument/2006/relationships" xmlns:m="http://schemas.openxmlformats.org/officeDocument/2006/math" xmlns:v="urn:schemas-microsoft-com:vml" xmlns:wp14="http://schemas.microsoft.com/office/word/2010/wordprocessingDrawing" xmlns:wp="http://schemas.openxmlformats.org/drawingml/2006/wordprocessingDrawing" xmlns:w10="urn:schemas-microsoft-com:office:word" xmlns:w="http://schemas.openxmlformats.org/wordprocessingml/2006/main" xmlns:w14="http://schemas.microsoft.com/office/word/2010/wordml" xmlns:w15="http://schemas.microsoft.com/office/word/2012/wordml" xmlns:w16cex="http://schemas.microsoft.com/office/word/2018/wordml/cex" xmlns:w16cid="http://schemas.microsoft.com/office/word/2016/wordml/cid" xmlns:w16="http://schemas.microsoft.com/office/word/2018/wordml" xmlns:w16du="http://schemas.microsoft.com/office/word/2023/wordml/word16du" xmlns:w16sdtdh="http://schemas.microsoft.com/office/word/2020/wordml/sdtdatahash" xmlns:w16se="http://schemas.microsoft.com/office/word/2015/wordml/symex" xmlns:wpg="http://schemas.microsoft.com/office/word/2010/wordprocessingGroup" xmlns:wpi="http://schemas.microsoft.com/office/word/2010/wordprocessingInk" xmlns:wne="http://schemas.microsoft.com/office/word/2006/wordml" xmlns:wps="http://schemas.microsoft.com/office/word/2010/wordprocessingShape" mc:Ignorable="w14 w15 w16se w16cid w16 w16cex w16sdtdh w16du wp14">
   <w:body>
     <w:p>
       <w:r>
@@ -8,26 +8,26 @@
           <w:noProof/>
         </w:rPr>
         <w:drawing>
-          <wp:anchor distT="0" distB="0" distL="114300" distR="114300" simplePos="0" relativeHeight="251658240" behindDoc="1" locked="0" layoutInCell="1" allowOverlap="1">
+          <wp:anchor distT="0" distB="0" distL="114300" distR="114300" simplePos="0" relativeHeight="251658240" behindDoc="1" locked="0" layoutInCell="1" allowOverlap="1" wp14:anchorId="7FDCD0CE" wp14:editId="7529740E">
             <wp:simplePos x="0" y="0"/>
             <wp:positionH relativeFrom="column">
-              <wp:posOffset>685165</wp:posOffset>
+              <wp:posOffset>435769</wp:posOffset>
             </wp:positionH>
             <wp:positionV relativeFrom="paragraph">
-              <wp:posOffset>0</wp:posOffset>
+              <wp:posOffset>317</wp:posOffset>
             </wp:positionV>
-            <wp:extent cx="7713345" cy="7277100"/>
-            <wp:effectExtent l="0" t="0" r="0" b="0"/>
+            <wp:extent cx="7707600" cy="7239600"/>
+            <wp:effectExtent l="0" t="0" r="1905" b="0"/>
             <wp:wrapTight wrapText="bothSides">
               <wp:wrapPolygon edited="0">
                 <wp:start x="0" y="0"/>
                 <wp:lineTo x="0" y="21562"/>
-                <wp:lineTo x="21552" y="21562"/>
-                <wp:lineTo x="21552" y="0"/>
+                <wp:lineTo x="21570" y="21562"/>
+                <wp:lineTo x="21570" y="0"/>
                 <wp:lineTo x="0" y="0"/>
               </wp:wrapPolygon>
             </wp:wrapTight>
-            <wp:docPr id="1306771472" name="Picture 1"/>
+            <wp:docPr id="1135782243" name="Picture 2" descr="A calendar with many colored squares&#10;&#10;Description automatically generated with medium confidence"/>
             <wp:cNvGraphicFramePr>
               <a:graphicFrameLocks xmlns:a="http://schemas.openxmlformats.org/drawingml/2006/main" noChangeAspect="1"/>
             </wp:cNvGraphicFramePr>
@@ -35,11 +35,11 @@
               <a:graphicData uri="http://schemas.openxmlformats.org/drawingml/2006/picture">
                 <pic:pic xmlns:pic="http://schemas.openxmlformats.org/drawingml/2006/picture">
                   <pic:nvPicPr>
-                    <pic:cNvPr id="1306771472" name="Picture 1306771472"/>
+                    <pic:cNvPr id="1135782243" name="Picture 2" descr="A calendar with many colored squares&#10;&#10;Description automatically generated with medium confidence"/>
                     <pic:cNvPicPr/>
                   </pic:nvPicPr>
                   <pic:blipFill>
-                    <a:blip r:embed="rId4">
+                    <a:blip r:embed="rId4" cstate="print">
                       <a:extLst>
                         <a:ext uri="{28A0092B-C50C-407E-A947-70E740481C1C}">
                           <a14:useLocalDpi xmlns:a14="http://schemas.microsoft.com/office/drawing/2010/main" val="0"/>
@@ -53,7 +53,7 @@
                   <pic:spPr>
                     <a:xfrm>
                       <a:off x="0" y="0"/>
-                      <a:ext cx="7713345" cy="7277100"/>
+                      <a:ext cx="7707600" cy="7239600"/>
                     </a:xfrm>
                     <a:prstGeom prst="rect">
                       <a:avLst/>
@@ -62,10 +62,10 @@
                 </pic:pic>
               </a:graphicData>
             </a:graphic>
-            <wp14:sizeRelH relativeFrom="page">
+            <wp14:sizeRelH relativeFrom="margin">
               <wp14:pctWidth>0</wp14:pctWidth>
             </wp14:sizeRelH>
-            <wp14:sizeRelV relativeFrom="page">
+            <wp14:sizeRelV relativeFrom="margin">
               <wp14:pctHeight>0</wp14:pctHeight>
             </wp14:sizeRelV>
           </wp:anchor>
@@ -83,7 +83,7 @@
 </file>
 
 <file path=word/styles.xml><?xml version="1.0" encoding="utf-8"?>
-<w:styles xmlns:mc="http://schemas.openxmlformats.org/markup-compatibility/2006" xmlns:r="http://schemas.openxmlformats.org/officeDocument/2006/relationships" xmlns:w="http://schemas.openxmlformats.org/wordprocessingml/2006/main" xmlns:w14="http://schemas.microsoft.com/office/word/2010/wordml" xmlns:w15="http://schemas.microsoft.com/office/word/2012/wordml" xmlns:w16cex="http://schemas.microsoft.com/office/word/2018/wordml/cex" xmlns:w16cid="http://schemas.microsoft.com/office/word/2016/wordml/cid" xmlns:w16="http://schemas.microsoft.com/office/word/2018/wordml" xmlns:w16sdtdh="http://schemas.microsoft.com/office/word/2020/wordml/sdtdatahash" xmlns:w16se="http://schemas.microsoft.com/office/word/2015/wordml/symex" mc:Ignorable="w14 w15 w16se w16cid w16 w16cex w16sdtdh">
+<w:styles xmlns:mc="http://schemas.openxmlformats.org/markup-compatibility/2006" xmlns:r="http://schemas.openxmlformats.org/officeDocument/2006/relationships" xmlns:w="http://schemas.openxmlformats.org/wordprocessingml/2006/main" xmlns:w14="http://schemas.microsoft.com/office/word/2010/wordml" xmlns:w15="http://schemas.microsoft.com/office/word/2012/wordml" xmlns:w16cex="http://schemas.microsoft.com/office/word/2018/wordml/cex" xmlns:w16cid="http://schemas.microsoft.com/office/word/2016/wordml/cid" xmlns:w16="http://schemas.microsoft.com/office/word/2018/wordml" xmlns:w16du="http://schemas.microsoft.com/office/word/2023/wordml/word16du" xmlns:w16sdtdh="http://schemas.microsoft.com/office/word/2020/wordml/sdtdatahash" xmlns:w16se="http://schemas.microsoft.com/office/word/2015/wordml/symex" mc:Ignorable="w14 w15 w16se w16cid w16 w16cex w16sdtdh w16du">
   <w:docDefaults>
     <w:rPrDefault>
       <w:rPr>

--- a/unit-0/paneltalk-agenda/agenda.docx
+++ b/unit-0/paneltalk-agenda/agenda.docx
@@ -1,33 +1,30 @@
 
 <file path=word/document.xml><?xml version="1.0" encoding="utf-8"?>
-<w:document xmlns:wpc="http://schemas.microsoft.com/office/word/2010/wordprocessingCanvas" xmlns:cx="http://schemas.microsoft.com/office/drawing/2014/chartex" xmlns:cx1="http://schemas.microsoft.com/office/drawing/2015/9/8/chartex" xmlns:cx2="http://schemas.microsoft.com/office/drawing/2015/10/21/chartex" xmlns:cx3="http://schemas.microsoft.com/office/drawing/2016/5/9/chartex" xmlns:cx4="http://schemas.microsoft.com/office/drawing/2016/5/10/chartex" xmlns:cx5="http://schemas.microsoft.com/office/drawing/2016/5/11/chartex" xmlns:cx6="http://schemas.microsoft.com/office/drawing/2016/5/12/chartex" xmlns:cx7="http://schemas.microsoft.com/office/drawing/2016/5/13/chartex" xmlns:cx8="http://schemas.microsoft.com/office/drawing/2016/5/14/chartex" xmlns:mc="http://schemas.openxmlformats.org/markup-compatibility/2006" xmlns:aink="http://schemas.microsoft.com/office/drawing/2016/ink" xmlns:am3d="http://schemas.microsoft.com/office/drawing/2017/model3d" xmlns:o="urn:schemas-microsoft-com:office:office" xmlns:oel="http://schemas.microsoft.com/office/2019/extlst" xmlns:r="http://schemas.openxmlformats.org/officeDocument/2006/relationships" xmlns:m="http://schemas.openxmlformats.org/officeDocument/2006/math" xmlns:v="urn:schemas-microsoft-com:vml" xmlns:wp14="http://schemas.microsoft.com/office/word/2010/wordprocessingDrawing" xmlns:wp="http://schemas.openxmlformats.org/drawingml/2006/wordprocessingDrawing" xmlns:w10="urn:schemas-microsoft-com:office:word" xmlns:w="http://schemas.openxmlformats.org/wordprocessingml/2006/main" xmlns:w14="http://schemas.microsoft.com/office/word/2010/wordml" xmlns:w15="http://schemas.microsoft.com/office/word/2012/wordml" xmlns:w16cex="http://schemas.microsoft.com/office/word/2018/wordml/cex" xmlns:w16cid="http://schemas.microsoft.com/office/word/2016/wordml/cid" xmlns:w16="http://schemas.microsoft.com/office/word/2018/wordml" xmlns:w16du="http://schemas.microsoft.com/office/word/2023/wordml/word16du" xmlns:w16sdtdh="http://schemas.microsoft.com/office/word/2020/wordml/sdtdatahash" xmlns:w16se="http://schemas.microsoft.com/office/word/2015/wordml/symex" xmlns:wpg="http://schemas.microsoft.com/office/word/2010/wordprocessingGroup" xmlns:wpi="http://schemas.microsoft.com/office/word/2010/wordprocessingInk" xmlns:wne="http://schemas.microsoft.com/office/word/2006/wordml" xmlns:wps="http://schemas.microsoft.com/office/word/2010/wordprocessingShape" mc:Ignorable="w14 w15 w16se w16cid w16 w16cex w16sdtdh w16du wp14">
+<w:document xmlns:wpc="http://schemas.microsoft.com/office/word/2010/wordprocessingCanvas" xmlns:cx="http://schemas.microsoft.com/office/drawing/2014/chartex" xmlns:cx1="http://schemas.microsoft.com/office/drawing/2015/9/8/chartex" xmlns:cx2="http://schemas.microsoft.com/office/drawing/2015/10/21/chartex" xmlns:cx3="http://schemas.microsoft.com/office/drawing/2016/5/9/chartex" xmlns:cx4="http://schemas.microsoft.com/office/drawing/2016/5/10/chartex" xmlns:cx5="http://schemas.microsoft.com/office/drawing/2016/5/11/chartex" xmlns:cx6="http://schemas.microsoft.com/office/drawing/2016/5/12/chartex" xmlns:cx7="http://schemas.microsoft.com/office/drawing/2016/5/13/chartex" xmlns:cx8="http://schemas.microsoft.com/office/drawing/2016/5/14/chartex" xmlns:mc="http://schemas.openxmlformats.org/markup-compatibility/2006" xmlns:aink="http://schemas.microsoft.com/office/drawing/2016/ink" xmlns:am3d="http://schemas.microsoft.com/office/drawing/2017/model3d" xmlns:o="urn:schemas-microsoft-com:office:office" xmlns:oel="http://schemas.microsoft.com/office/2019/extlst" xmlns:r="http://schemas.openxmlformats.org/officeDocument/2006/relationships" xmlns:m="http://schemas.openxmlformats.org/officeDocument/2006/math" xmlns:v="urn:schemas-microsoft-com:vml" xmlns:wp14="http://schemas.microsoft.com/office/word/2010/wordprocessingDrawing" xmlns:wp="http://schemas.openxmlformats.org/drawingml/2006/wordprocessingDrawing" xmlns:w10="urn:schemas-microsoft-com:office:word" xmlns:w="http://schemas.openxmlformats.org/wordprocessingml/2006/main" xmlns:w14="http://schemas.microsoft.com/office/word/2010/wordml" xmlns:w15="http://schemas.microsoft.com/office/word/2012/wordml" xmlns:w16cex="http://schemas.microsoft.com/office/word/2018/wordml/cex" xmlns:w16cid="http://schemas.microsoft.com/office/word/2016/wordml/cid" xmlns:w16="http://schemas.microsoft.com/office/word/2018/wordml" xmlns:w16du="http://schemas.microsoft.com/office/word/2023/wordml/word16du" xmlns:w16sdtdh="http://schemas.microsoft.com/office/word/2020/wordml/sdtdatahash" xmlns:w16sdtfl="http://schemas.microsoft.com/office/word/2024/wordml/sdtformatlock" xmlns:w16se="http://schemas.microsoft.com/office/word/2015/wordml/symex" xmlns:wpg="http://schemas.microsoft.com/office/word/2010/wordprocessingGroup" xmlns:wpi="http://schemas.microsoft.com/office/word/2010/wordprocessingInk" xmlns:wne="http://schemas.microsoft.com/office/word/2006/wordml" xmlns:wps="http://schemas.microsoft.com/office/word/2010/wordprocessingShape" mc:Ignorable="w14 w15 w16se w16cid w16 w16cex w16sdtdh w16sdtfl w16du wp14">
   <w:body>
     <w:p>
       <w:r>
-        <w:rPr>
-          <w:noProof/>
-        </w:rPr>
         <w:drawing>
-          <wp:anchor distT="0" distB="0" distL="114300" distR="114300" simplePos="0" relativeHeight="251658240" behindDoc="1" locked="0" layoutInCell="1" allowOverlap="1" wp14:anchorId="7FDCD0CE" wp14:editId="7529740E">
+          <wp:anchor distT="0" distB="0" distL="114300" distR="114300" simplePos="0" relativeHeight="251658240" behindDoc="1" locked="0" layoutInCell="1" allowOverlap="1" wp14:anchorId="0F2414CE" wp14:editId="484FE530">
             <wp:simplePos x="0" y="0"/>
             <wp:positionH relativeFrom="column">
-              <wp:posOffset>435769</wp:posOffset>
+              <wp:posOffset>-845185</wp:posOffset>
             </wp:positionH>
             <wp:positionV relativeFrom="paragraph">
-              <wp:posOffset>317</wp:posOffset>
+              <wp:posOffset>0</wp:posOffset>
             </wp:positionV>
-            <wp:extent cx="7707600" cy="7239600"/>
-            <wp:effectExtent l="0" t="0" r="1905" b="0"/>
+            <wp:extent cx="7245985" cy="8187690"/>
+            <wp:effectExtent l="0" t="0" r="0" b="3810"/>
             <wp:wrapTight wrapText="bothSides">
               <wp:wrapPolygon edited="0">
                 <wp:start x="0" y="0"/>
-                <wp:lineTo x="0" y="21562"/>
-                <wp:lineTo x="21570" y="21562"/>
-                <wp:lineTo x="21570" y="0"/>
+                <wp:lineTo x="0" y="21560"/>
+                <wp:lineTo x="21522" y="21560"/>
+                <wp:lineTo x="21522" y="0"/>
                 <wp:lineTo x="0" y="0"/>
               </wp:wrapPolygon>
             </wp:wrapTight>
-            <wp:docPr id="1135782243" name="Picture 2" descr="A calendar with many colored squares&#10;&#10;Description automatically generated with medium confidence"/>
+            <wp:docPr id="923020256" name="Picture 1"/>
             <wp:cNvGraphicFramePr>
               <a:graphicFrameLocks xmlns:a="http://schemas.openxmlformats.org/drawingml/2006/main" noChangeAspect="1"/>
             </wp:cNvGraphicFramePr>
@@ -35,11 +32,11 @@
               <a:graphicData uri="http://schemas.openxmlformats.org/drawingml/2006/picture">
                 <pic:pic xmlns:pic="http://schemas.openxmlformats.org/drawingml/2006/picture">
                   <pic:nvPicPr>
-                    <pic:cNvPr id="1135782243" name="Picture 2" descr="A calendar with many colored squares&#10;&#10;Description automatically generated with medium confidence"/>
+                    <pic:cNvPr id="923020256" name=""/>
                     <pic:cNvPicPr/>
                   </pic:nvPicPr>
                   <pic:blipFill>
-                    <a:blip r:embed="rId4" cstate="print">
+                    <a:blip r:embed="rId4">
                       <a:extLst>
                         <a:ext uri="{28A0092B-C50C-407E-A947-70E740481C1C}">
                           <a14:useLocalDpi xmlns:a14="http://schemas.microsoft.com/office/drawing/2010/main" val="0"/>
@@ -53,7 +50,7 @@
                   <pic:spPr>
                     <a:xfrm>
                       <a:off x="0" y="0"/>
-                      <a:ext cx="7707600" cy="7239600"/>
+                      <a:ext cx="7245985" cy="8187690"/>
                     </a:xfrm>
                     <a:prstGeom prst="rect">
                       <a:avLst/>
@@ -62,10 +59,10 @@
                 </pic:pic>
               </a:graphicData>
             </a:graphic>
-            <wp14:sizeRelH relativeFrom="margin">
+            <wp14:sizeRelH relativeFrom="page">
               <wp14:pctWidth>0</wp14:pctWidth>
             </wp14:sizeRelH>
-            <wp14:sizeRelV relativeFrom="margin">
+            <wp14:sizeRelV relativeFrom="page">
               <wp14:pctHeight>0</wp14:pctHeight>
             </wp14:sizeRelV>
           </wp:anchor>
@@ -73,9 +70,9 @@
       </w:r>
     </w:p>
     <w:sectPr>
-      <w:pgSz w:w="15840" w:h="12240" w:orient="landscape"/>
-      <w:pgMar w:top="720" w:right="720" w:bottom="720" w:left="720" w:header="720" w:footer="720" w:gutter="0"/>
-      <w:cols w:space="720"/>
+      <w:pgSz w:w="11906" w:h="16838"/>
+      <w:pgMar w:top="1440" w:right="1440" w:bottom="1440" w:left="1440" w:header="708" w:footer="708" w:gutter="0"/>
+      <w:cols w:space="708"/>
       <w:docGrid w:linePitch="360"/>
     </w:sectPr>
   </w:body>
@@ -83,7 +80,7 @@
 </file>
 
 <file path=word/styles.xml><?xml version="1.0" encoding="utf-8"?>
-<w:styles xmlns:mc="http://schemas.openxmlformats.org/markup-compatibility/2006" xmlns:r="http://schemas.openxmlformats.org/officeDocument/2006/relationships" xmlns:w="http://schemas.openxmlformats.org/wordprocessingml/2006/main" xmlns:w14="http://schemas.microsoft.com/office/word/2010/wordml" xmlns:w15="http://schemas.microsoft.com/office/word/2012/wordml" xmlns:w16cex="http://schemas.microsoft.com/office/word/2018/wordml/cex" xmlns:w16cid="http://schemas.microsoft.com/office/word/2016/wordml/cid" xmlns:w16="http://schemas.microsoft.com/office/word/2018/wordml" xmlns:w16du="http://schemas.microsoft.com/office/word/2023/wordml/word16du" xmlns:w16sdtdh="http://schemas.microsoft.com/office/word/2020/wordml/sdtdatahash" xmlns:w16se="http://schemas.microsoft.com/office/word/2015/wordml/symex" mc:Ignorable="w14 w15 w16se w16cid w16 w16cex w16sdtdh w16du">
+<w:styles xmlns:mc="http://schemas.openxmlformats.org/markup-compatibility/2006" xmlns:r="http://schemas.openxmlformats.org/officeDocument/2006/relationships" xmlns:w="http://schemas.openxmlformats.org/wordprocessingml/2006/main" xmlns:w14="http://schemas.microsoft.com/office/word/2010/wordml" xmlns:w15="http://schemas.microsoft.com/office/word/2012/wordml" xmlns:w16cex="http://schemas.microsoft.com/office/word/2018/wordml/cex" xmlns:w16cid="http://schemas.microsoft.com/office/word/2016/wordml/cid" xmlns:w16="http://schemas.microsoft.com/office/word/2018/wordml" xmlns:w16du="http://schemas.microsoft.com/office/word/2023/wordml/word16du" xmlns:w16sdtdh="http://schemas.microsoft.com/office/word/2020/wordml/sdtdatahash" xmlns:w16sdtfl="http://schemas.microsoft.com/office/word/2024/wordml/sdtformatlock" xmlns:w16se="http://schemas.microsoft.com/office/word/2015/wordml/symex" mc:Ignorable="w14 w15 w16se w16cid w16 w16cex w16sdtdh w16sdtfl w16du">
   <w:docDefaults>
     <w:rPrDefault>
       <w:rPr>
@@ -91,11 +88,15 @@
         <w:kern w:val="2"/>
         <w:sz w:val="24"/>
         <w:szCs w:val="24"/>
-        <w:lang w:val="en-US" w:eastAsia="en-US" w:bidi="ar-SA"/>
+        <w:lang w:val="en-IE" w:eastAsia="en-US" w:bidi="ar-SA"/>
         <w14:ligatures w14:val="standardContextual"/>
       </w:rPr>
     </w:rPrDefault>
-    <w:pPrDefault/>
+    <w:pPrDefault>
+      <w:pPr>
+        <w:spacing w:after="160" w:line="278" w:lineRule="auto"/>
+      </w:pPr>
+    </w:pPrDefault>
   </w:docDefaults>
   <w:latentStyles w:defLockedState="0" w:defUIPriority="99" w:defSemiHidden="0" w:defUnhideWhenUsed="0" w:defQFormat="0" w:count="376">
     <w:lsdException w:name="Normal" w:uiPriority="0" w:qFormat="1"/>
@@ -479,6 +480,205 @@
     <w:name w:val="Normal"/>
     <w:qFormat/>
   </w:style>
+  <w:style w:type="paragraph" w:styleId="Heading1">
+    <w:name w:val="heading 1"/>
+    <w:basedOn w:val="Normal"/>
+    <w:next w:val="Normal"/>
+    <w:link w:val="Heading1Char"/>
+    <w:uiPriority w:val="9"/>
+    <w:qFormat/>
+    <w:rsid w:val="00DA379C"/>
+    <w:pPr>
+      <w:keepNext/>
+      <w:keepLines/>
+      <w:spacing w:before="360" w:after="80"/>
+      <w:outlineLvl w:val="0"/>
+    </w:pPr>
+    <w:rPr>
+      <w:rFonts w:asciiTheme="majorHAnsi" w:eastAsiaTheme="majorEastAsia" w:hAnsiTheme="majorHAnsi" w:cstheme="majorBidi"/>
+      <w:color w:val="0F4761" w:themeColor="accent1" w:themeShade="BF"/>
+      <w:sz w:val="40"/>
+      <w:szCs w:val="40"/>
+    </w:rPr>
+  </w:style>
+  <w:style w:type="paragraph" w:styleId="Heading2">
+    <w:name w:val="heading 2"/>
+    <w:basedOn w:val="Normal"/>
+    <w:next w:val="Normal"/>
+    <w:link w:val="Heading2Char"/>
+    <w:uiPriority w:val="9"/>
+    <w:semiHidden/>
+    <w:unhideWhenUsed/>
+    <w:qFormat/>
+    <w:rsid w:val="00DA379C"/>
+    <w:pPr>
+      <w:keepNext/>
+      <w:keepLines/>
+      <w:spacing w:before="160" w:after="80"/>
+      <w:outlineLvl w:val="1"/>
+    </w:pPr>
+    <w:rPr>
+      <w:rFonts w:asciiTheme="majorHAnsi" w:eastAsiaTheme="majorEastAsia" w:hAnsiTheme="majorHAnsi" w:cstheme="majorBidi"/>
+      <w:color w:val="0F4761" w:themeColor="accent1" w:themeShade="BF"/>
+      <w:sz w:val="32"/>
+      <w:szCs w:val="32"/>
+    </w:rPr>
+  </w:style>
+  <w:style w:type="paragraph" w:styleId="Heading3">
+    <w:name w:val="heading 3"/>
+    <w:basedOn w:val="Normal"/>
+    <w:next w:val="Normal"/>
+    <w:link w:val="Heading3Char"/>
+    <w:uiPriority w:val="9"/>
+    <w:semiHidden/>
+    <w:unhideWhenUsed/>
+    <w:qFormat/>
+    <w:rsid w:val="00DA379C"/>
+    <w:pPr>
+      <w:keepNext/>
+      <w:keepLines/>
+      <w:spacing w:before="160" w:after="80"/>
+      <w:outlineLvl w:val="2"/>
+    </w:pPr>
+    <w:rPr>
+      <w:rFonts w:eastAsiaTheme="majorEastAsia" w:cstheme="majorBidi"/>
+      <w:color w:val="0F4761" w:themeColor="accent1" w:themeShade="BF"/>
+      <w:sz w:val="28"/>
+      <w:szCs w:val="28"/>
+    </w:rPr>
+  </w:style>
+  <w:style w:type="paragraph" w:styleId="Heading4">
+    <w:name w:val="heading 4"/>
+    <w:basedOn w:val="Normal"/>
+    <w:next w:val="Normal"/>
+    <w:link w:val="Heading4Char"/>
+    <w:uiPriority w:val="9"/>
+    <w:semiHidden/>
+    <w:unhideWhenUsed/>
+    <w:qFormat/>
+    <w:rsid w:val="00DA379C"/>
+    <w:pPr>
+      <w:keepNext/>
+      <w:keepLines/>
+      <w:spacing w:before="80" w:after="40"/>
+      <w:outlineLvl w:val="3"/>
+    </w:pPr>
+    <w:rPr>
+      <w:rFonts w:eastAsiaTheme="majorEastAsia" w:cstheme="majorBidi"/>
+      <w:i/>
+      <w:iCs/>
+      <w:color w:val="0F4761" w:themeColor="accent1" w:themeShade="BF"/>
+    </w:rPr>
+  </w:style>
+  <w:style w:type="paragraph" w:styleId="Heading5">
+    <w:name w:val="heading 5"/>
+    <w:basedOn w:val="Normal"/>
+    <w:next w:val="Normal"/>
+    <w:link w:val="Heading5Char"/>
+    <w:uiPriority w:val="9"/>
+    <w:semiHidden/>
+    <w:unhideWhenUsed/>
+    <w:qFormat/>
+    <w:rsid w:val="00DA379C"/>
+    <w:pPr>
+      <w:keepNext/>
+      <w:keepLines/>
+      <w:spacing w:before="80" w:after="40"/>
+      <w:outlineLvl w:val="4"/>
+    </w:pPr>
+    <w:rPr>
+      <w:rFonts w:eastAsiaTheme="majorEastAsia" w:cstheme="majorBidi"/>
+      <w:color w:val="0F4761" w:themeColor="accent1" w:themeShade="BF"/>
+    </w:rPr>
+  </w:style>
+  <w:style w:type="paragraph" w:styleId="Heading6">
+    <w:name w:val="heading 6"/>
+    <w:basedOn w:val="Normal"/>
+    <w:next w:val="Normal"/>
+    <w:link w:val="Heading6Char"/>
+    <w:uiPriority w:val="9"/>
+    <w:semiHidden/>
+    <w:unhideWhenUsed/>
+    <w:qFormat/>
+    <w:rsid w:val="00DA379C"/>
+    <w:pPr>
+      <w:keepNext/>
+      <w:keepLines/>
+      <w:spacing w:before="40" w:after="0"/>
+      <w:outlineLvl w:val="5"/>
+    </w:pPr>
+    <w:rPr>
+      <w:rFonts w:eastAsiaTheme="majorEastAsia" w:cstheme="majorBidi"/>
+      <w:i/>
+      <w:iCs/>
+      <w:color w:val="595959" w:themeColor="text1" w:themeTint="A6"/>
+    </w:rPr>
+  </w:style>
+  <w:style w:type="paragraph" w:styleId="Heading7">
+    <w:name w:val="heading 7"/>
+    <w:basedOn w:val="Normal"/>
+    <w:next w:val="Normal"/>
+    <w:link w:val="Heading7Char"/>
+    <w:uiPriority w:val="9"/>
+    <w:semiHidden/>
+    <w:unhideWhenUsed/>
+    <w:qFormat/>
+    <w:rsid w:val="00DA379C"/>
+    <w:pPr>
+      <w:keepNext/>
+      <w:keepLines/>
+      <w:spacing w:before="40" w:after="0"/>
+      <w:outlineLvl w:val="6"/>
+    </w:pPr>
+    <w:rPr>
+      <w:rFonts w:eastAsiaTheme="majorEastAsia" w:cstheme="majorBidi"/>
+      <w:color w:val="595959" w:themeColor="text1" w:themeTint="A6"/>
+    </w:rPr>
+  </w:style>
+  <w:style w:type="paragraph" w:styleId="Heading8">
+    <w:name w:val="heading 8"/>
+    <w:basedOn w:val="Normal"/>
+    <w:next w:val="Normal"/>
+    <w:link w:val="Heading8Char"/>
+    <w:uiPriority w:val="9"/>
+    <w:semiHidden/>
+    <w:unhideWhenUsed/>
+    <w:qFormat/>
+    <w:rsid w:val="00DA379C"/>
+    <w:pPr>
+      <w:keepNext/>
+      <w:keepLines/>
+      <w:spacing w:after="0"/>
+      <w:outlineLvl w:val="7"/>
+    </w:pPr>
+    <w:rPr>
+      <w:rFonts w:eastAsiaTheme="majorEastAsia" w:cstheme="majorBidi"/>
+      <w:i/>
+      <w:iCs/>
+      <w:color w:val="272727" w:themeColor="text1" w:themeTint="D8"/>
+    </w:rPr>
+  </w:style>
+  <w:style w:type="paragraph" w:styleId="Heading9">
+    <w:name w:val="heading 9"/>
+    <w:basedOn w:val="Normal"/>
+    <w:next w:val="Normal"/>
+    <w:link w:val="Heading9Char"/>
+    <w:uiPriority w:val="9"/>
+    <w:semiHidden/>
+    <w:unhideWhenUsed/>
+    <w:qFormat/>
+    <w:rsid w:val="00DA379C"/>
+    <w:pPr>
+      <w:keepNext/>
+      <w:keepLines/>
+      <w:spacing w:after="0"/>
+      <w:outlineLvl w:val="8"/>
+    </w:pPr>
+    <w:rPr>
+      <w:rFonts w:eastAsiaTheme="majorEastAsia" w:cstheme="majorBidi"/>
+      <w:color w:val="272727" w:themeColor="text1" w:themeTint="D8"/>
+    </w:rPr>
+  </w:style>
   <w:style w:type="character" w:default="1" w:styleId="DefaultParagraphFont">
     <w:name w:val="Default Paragraph Font"/>
     <w:uiPriority w:val="1"/>
@@ -505,6 +705,296 @@
     <w:uiPriority w:val="99"/>
     <w:semiHidden/>
     <w:unhideWhenUsed/>
+  </w:style>
+  <w:style w:type="character" w:customStyle="1" w:styleId="Heading1Char">
+    <w:name w:val="Heading 1 Char"/>
+    <w:basedOn w:val="DefaultParagraphFont"/>
+    <w:link w:val="Heading1"/>
+    <w:uiPriority w:val="9"/>
+    <w:rsid w:val="00DA379C"/>
+    <w:rPr>
+      <w:rFonts w:asciiTheme="majorHAnsi" w:eastAsiaTheme="majorEastAsia" w:hAnsiTheme="majorHAnsi" w:cstheme="majorBidi"/>
+      <w:color w:val="0F4761" w:themeColor="accent1" w:themeShade="BF"/>
+      <w:sz w:val="40"/>
+      <w:szCs w:val="40"/>
+    </w:rPr>
+  </w:style>
+  <w:style w:type="character" w:customStyle="1" w:styleId="Heading2Char">
+    <w:name w:val="Heading 2 Char"/>
+    <w:basedOn w:val="DefaultParagraphFont"/>
+    <w:link w:val="Heading2"/>
+    <w:uiPriority w:val="9"/>
+    <w:semiHidden/>
+    <w:rsid w:val="00DA379C"/>
+    <w:rPr>
+      <w:rFonts w:asciiTheme="majorHAnsi" w:eastAsiaTheme="majorEastAsia" w:hAnsiTheme="majorHAnsi" w:cstheme="majorBidi"/>
+      <w:color w:val="0F4761" w:themeColor="accent1" w:themeShade="BF"/>
+      <w:sz w:val="32"/>
+      <w:szCs w:val="32"/>
+    </w:rPr>
+  </w:style>
+  <w:style w:type="character" w:customStyle="1" w:styleId="Heading3Char">
+    <w:name w:val="Heading 3 Char"/>
+    <w:basedOn w:val="DefaultParagraphFont"/>
+    <w:link w:val="Heading3"/>
+    <w:uiPriority w:val="9"/>
+    <w:semiHidden/>
+    <w:rsid w:val="00DA379C"/>
+    <w:rPr>
+      <w:rFonts w:eastAsiaTheme="majorEastAsia" w:cstheme="majorBidi"/>
+      <w:color w:val="0F4761" w:themeColor="accent1" w:themeShade="BF"/>
+      <w:sz w:val="28"/>
+      <w:szCs w:val="28"/>
+    </w:rPr>
+  </w:style>
+  <w:style w:type="character" w:customStyle="1" w:styleId="Heading4Char">
+    <w:name w:val="Heading 4 Char"/>
+    <w:basedOn w:val="DefaultParagraphFont"/>
+    <w:link w:val="Heading4"/>
+    <w:uiPriority w:val="9"/>
+    <w:semiHidden/>
+    <w:rsid w:val="00DA379C"/>
+    <w:rPr>
+      <w:rFonts w:eastAsiaTheme="majorEastAsia" w:cstheme="majorBidi"/>
+      <w:i/>
+      <w:iCs/>
+      <w:color w:val="0F4761" w:themeColor="accent1" w:themeShade="BF"/>
+    </w:rPr>
+  </w:style>
+  <w:style w:type="character" w:customStyle="1" w:styleId="Heading5Char">
+    <w:name w:val="Heading 5 Char"/>
+    <w:basedOn w:val="DefaultParagraphFont"/>
+    <w:link w:val="Heading5"/>
+    <w:uiPriority w:val="9"/>
+    <w:semiHidden/>
+    <w:rsid w:val="00DA379C"/>
+    <w:rPr>
+      <w:rFonts w:eastAsiaTheme="majorEastAsia" w:cstheme="majorBidi"/>
+      <w:color w:val="0F4761" w:themeColor="accent1" w:themeShade="BF"/>
+    </w:rPr>
+  </w:style>
+  <w:style w:type="character" w:customStyle="1" w:styleId="Heading6Char">
+    <w:name w:val="Heading 6 Char"/>
+    <w:basedOn w:val="DefaultParagraphFont"/>
+    <w:link w:val="Heading6"/>
+    <w:uiPriority w:val="9"/>
+    <w:semiHidden/>
+    <w:rsid w:val="00DA379C"/>
+    <w:rPr>
+      <w:rFonts w:eastAsiaTheme="majorEastAsia" w:cstheme="majorBidi"/>
+      <w:i/>
+      <w:iCs/>
+      <w:color w:val="595959" w:themeColor="text1" w:themeTint="A6"/>
+    </w:rPr>
+  </w:style>
+  <w:style w:type="character" w:customStyle="1" w:styleId="Heading7Char">
+    <w:name w:val="Heading 7 Char"/>
+    <w:basedOn w:val="DefaultParagraphFont"/>
+    <w:link w:val="Heading7"/>
+    <w:uiPriority w:val="9"/>
+    <w:semiHidden/>
+    <w:rsid w:val="00DA379C"/>
+    <w:rPr>
+      <w:rFonts w:eastAsiaTheme="majorEastAsia" w:cstheme="majorBidi"/>
+      <w:color w:val="595959" w:themeColor="text1" w:themeTint="A6"/>
+    </w:rPr>
+  </w:style>
+  <w:style w:type="character" w:customStyle="1" w:styleId="Heading8Char">
+    <w:name w:val="Heading 8 Char"/>
+    <w:basedOn w:val="DefaultParagraphFont"/>
+    <w:link w:val="Heading8"/>
+    <w:uiPriority w:val="9"/>
+    <w:semiHidden/>
+    <w:rsid w:val="00DA379C"/>
+    <w:rPr>
+      <w:rFonts w:eastAsiaTheme="majorEastAsia" w:cstheme="majorBidi"/>
+      <w:i/>
+      <w:iCs/>
+      <w:color w:val="272727" w:themeColor="text1" w:themeTint="D8"/>
+    </w:rPr>
+  </w:style>
+  <w:style w:type="character" w:customStyle="1" w:styleId="Heading9Char">
+    <w:name w:val="Heading 9 Char"/>
+    <w:basedOn w:val="DefaultParagraphFont"/>
+    <w:link w:val="Heading9"/>
+    <w:uiPriority w:val="9"/>
+    <w:semiHidden/>
+    <w:rsid w:val="00DA379C"/>
+    <w:rPr>
+      <w:rFonts w:eastAsiaTheme="majorEastAsia" w:cstheme="majorBidi"/>
+      <w:color w:val="272727" w:themeColor="text1" w:themeTint="D8"/>
+    </w:rPr>
+  </w:style>
+  <w:style w:type="paragraph" w:styleId="Title">
+    <w:name w:val="Title"/>
+    <w:basedOn w:val="Normal"/>
+    <w:next w:val="Normal"/>
+    <w:link w:val="TitleChar"/>
+    <w:uiPriority w:val="10"/>
+    <w:qFormat/>
+    <w:rsid w:val="00DA379C"/>
+    <w:pPr>
+      <w:spacing w:after="80" w:line="240" w:lineRule="auto"/>
+      <w:contextualSpacing/>
+    </w:pPr>
+    <w:rPr>
+      <w:rFonts w:asciiTheme="majorHAnsi" w:eastAsiaTheme="majorEastAsia" w:hAnsiTheme="majorHAnsi" w:cstheme="majorBidi"/>
+      <w:spacing w:val="-10"/>
+      <w:kern w:val="28"/>
+      <w:sz w:val="56"/>
+      <w:szCs w:val="56"/>
+    </w:rPr>
+  </w:style>
+  <w:style w:type="character" w:customStyle="1" w:styleId="TitleChar">
+    <w:name w:val="Title Char"/>
+    <w:basedOn w:val="DefaultParagraphFont"/>
+    <w:link w:val="Title"/>
+    <w:uiPriority w:val="10"/>
+    <w:rsid w:val="00DA379C"/>
+    <w:rPr>
+      <w:rFonts w:asciiTheme="majorHAnsi" w:eastAsiaTheme="majorEastAsia" w:hAnsiTheme="majorHAnsi" w:cstheme="majorBidi"/>
+      <w:spacing w:val="-10"/>
+      <w:kern w:val="28"/>
+      <w:sz w:val="56"/>
+      <w:szCs w:val="56"/>
+    </w:rPr>
+  </w:style>
+  <w:style w:type="paragraph" w:styleId="Subtitle">
+    <w:name w:val="Subtitle"/>
+    <w:basedOn w:val="Normal"/>
+    <w:next w:val="Normal"/>
+    <w:link w:val="SubtitleChar"/>
+    <w:uiPriority w:val="11"/>
+    <w:qFormat/>
+    <w:rsid w:val="00DA379C"/>
+    <w:pPr>
+      <w:numPr>
+        <w:ilvl w:val="1"/>
+      </w:numPr>
+    </w:pPr>
+    <w:rPr>
+      <w:rFonts w:eastAsiaTheme="majorEastAsia" w:cstheme="majorBidi"/>
+      <w:color w:val="595959" w:themeColor="text1" w:themeTint="A6"/>
+      <w:spacing w:val="15"/>
+      <w:sz w:val="28"/>
+      <w:szCs w:val="28"/>
+    </w:rPr>
+  </w:style>
+  <w:style w:type="character" w:customStyle="1" w:styleId="SubtitleChar">
+    <w:name w:val="Subtitle Char"/>
+    <w:basedOn w:val="DefaultParagraphFont"/>
+    <w:link w:val="Subtitle"/>
+    <w:uiPriority w:val="11"/>
+    <w:rsid w:val="00DA379C"/>
+    <w:rPr>
+      <w:rFonts w:eastAsiaTheme="majorEastAsia" w:cstheme="majorBidi"/>
+      <w:color w:val="595959" w:themeColor="text1" w:themeTint="A6"/>
+      <w:spacing w:val="15"/>
+      <w:sz w:val="28"/>
+      <w:szCs w:val="28"/>
+    </w:rPr>
+  </w:style>
+  <w:style w:type="paragraph" w:styleId="Quote">
+    <w:name w:val="Quote"/>
+    <w:basedOn w:val="Normal"/>
+    <w:next w:val="Normal"/>
+    <w:link w:val="QuoteChar"/>
+    <w:uiPriority w:val="29"/>
+    <w:qFormat/>
+    <w:rsid w:val="00DA379C"/>
+    <w:pPr>
+      <w:spacing w:before="160"/>
+      <w:jc w:val="center"/>
+    </w:pPr>
+    <w:rPr>
+      <w:i/>
+      <w:iCs/>
+      <w:color w:val="404040" w:themeColor="text1" w:themeTint="BF"/>
+    </w:rPr>
+  </w:style>
+  <w:style w:type="character" w:customStyle="1" w:styleId="QuoteChar">
+    <w:name w:val="Quote Char"/>
+    <w:basedOn w:val="DefaultParagraphFont"/>
+    <w:link w:val="Quote"/>
+    <w:uiPriority w:val="29"/>
+    <w:rsid w:val="00DA379C"/>
+    <w:rPr>
+      <w:i/>
+      <w:iCs/>
+      <w:color w:val="404040" w:themeColor="text1" w:themeTint="BF"/>
+    </w:rPr>
+  </w:style>
+  <w:style w:type="paragraph" w:styleId="ListParagraph">
+    <w:name w:val="List Paragraph"/>
+    <w:basedOn w:val="Normal"/>
+    <w:uiPriority w:val="34"/>
+    <w:qFormat/>
+    <w:rsid w:val="00DA379C"/>
+    <w:pPr>
+      <w:ind w:left="720"/>
+      <w:contextualSpacing/>
+    </w:pPr>
+  </w:style>
+  <w:style w:type="character" w:styleId="IntenseEmphasis">
+    <w:name w:val="Intense Emphasis"/>
+    <w:basedOn w:val="DefaultParagraphFont"/>
+    <w:uiPriority w:val="21"/>
+    <w:qFormat/>
+    <w:rsid w:val="00DA379C"/>
+    <w:rPr>
+      <w:i/>
+      <w:iCs/>
+      <w:color w:val="0F4761" w:themeColor="accent1" w:themeShade="BF"/>
+    </w:rPr>
+  </w:style>
+  <w:style w:type="paragraph" w:styleId="IntenseQuote">
+    <w:name w:val="Intense Quote"/>
+    <w:basedOn w:val="Normal"/>
+    <w:next w:val="Normal"/>
+    <w:link w:val="IntenseQuoteChar"/>
+    <w:uiPriority w:val="30"/>
+    <w:qFormat/>
+    <w:rsid w:val="00DA379C"/>
+    <w:pPr>
+      <w:pBdr>
+        <w:top w:val="single" w:sz="4" w:space="10" w:color="0F4761" w:themeColor="accent1" w:themeShade="BF"/>
+        <w:bottom w:val="single" w:sz="4" w:space="10" w:color="0F4761" w:themeColor="accent1" w:themeShade="BF"/>
+      </w:pBdr>
+      <w:spacing w:before="360" w:after="360"/>
+      <w:ind w:left="864" w:right="864"/>
+      <w:jc w:val="center"/>
+    </w:pPr>
+    <w:rPr>
+      <w:i/>
+      <w:iCs/>
+      <w:color w:val="0F4761" w:themeColor="accent1" w:themeShade="BF"/>
+    </w:rPr>
+  </w:style>
+  <w:style w:type="character" w:customStyle="1" w:styleId="IntenseQuoteChar">
+    <w:name w:val="Intense Quote Char"/>
+    <w:basedOn w:val="DefaultParagraphFont"/>
+    <w:link w:val="IntenseQuote"/>
+    <w:uiPriority w:val="30"/>
+    <w:rsid w:val="00DA379C"/>
+    <w:rPr>
+      <w:i/>
+      <w:iCs/>
+      <w:color w:val="0F4761" w:themeColor="accent1" w:themeShade="BF"/>
+    </w:rPr>
+  </w:style>
+  <w:style w:type="character" w:styleId="IntenseReference">
+    <w:name w:val="Intense Reference"/>
+    <w:basedOn w:val="DefaultParagraphFont"/>
+    <w:uiPriority w:val="32"/>
+    <w:qFormat/>
+    <w:rsid w:val="00DA379C"/>
+    <w:rPr>
+      <w:b/>
+      <w:bCs/>
+      <w:smallCaps/>
+      <w:color w:val="0F4761" w:themeColor="accent1" w:themeShade="BF"/>
+      <w:spacing w:val="5"/>
+    </w:rPr>
   </w:style>
 </w:styles>
 </file>
@@ -520,39 +1010,39 @@
         <a:sysClr val="window" lastClr="FFFFFF"/>
       </a:lt1>
       <a:dk2>
-        <a:srgbClr val="44546A"/>
+        <a:srgbClr val="0E2841"/>
       </a:dk2>
       <a:lt2>
-        <a:srgbClr val="E7E6E6"/>
+        <a:srgbClr val="E8E8E8"/>
       </a:lt2>
       <a:accent1>
-        <a:srgbClr val="4472C4"/>
+        <a:srgbClr val="156082"/>
       </a:accent1>
       <a:accent2>
-        <a:srgbClr val="ED7D31"/>
+        <a:srgbClr val="E97132"/>
       </a:accent2>
       <a:accent3>
-        <a:srgbClr val="A5A5A5"/>
+        <a:srgbClr val="196B24"/>
       </a:accent3>
       <a:accent4>
-        <a:srgbClr val="FFC000"/>
+        <a:srgbClr val="0F9ED5"/>
       </a:accent4>
       <a:accent5>
-        <a:srgbClr val="5B9BD5"/>
+        <a:srgbClr val="A02B93"/>
       </a:accent5>
       <a:accent6>
-        <a:srgbClr val="70AD47"/>
+        <a:srgbClr val="4EA72E"/>
       </a:accent6>
       <a:hlink>
-        <a:srgbClr val="0563C1"/>
+        <a:srgbClr val="467886"/>
       </a:hlink>
       <a:folHlink>
-        <a:srgbClr val="954F72"/>
+        <a:srgbClr val="96607D"/>
       </a:folHlink>
     </a:clrScheme>
     <a:fontScheme name="Office">
       <a:majorFont>
-        <a:latin typeface="Calibri Light" panose="020F0302020204030204"/>
+        <a:latin typeface="Aptos Display" panose="02110004020202020204"/>
         <a:ea typeface=""/>
         <a:cs typeface=""/>
         <a:font script="Jpan" typeface="游ゴシック Light"/>
@@ -604,7 +1094,7 @@
         <a:font script="Tfng" typeface="Ebrima"/>
       </a:majorFont>
       <a:minorFont>
-        <a:latin typeface="Calibri" panose="020F0502020204030204"/>
+        <a:latin typeface="Aptos" panose="02110004020202020204"/>
         <a:ea typeface=""/>
         <a:cs typeface=""/>
         <a:font script="Jpan" typeface="游明朝"/>
@@ -715,13 +1205,6 @@
         </a:gradFill>
       </a:fillStyleLst>
       <a:lnStyleLst>
-        <a:ln w="6350" cap="flat" cmpd="sng" algn="ctr">
-          <a:solidFill>
-            <a:schemeClr val="phClr"/>
-          </a:solidFill>
-          <a:prstDash val="solid"/>
-          <a:miter lim="800000"/>
-        </a:ln>
         <a:ln w="12700" cap="flat" cmpd="sng" algn="ctr">
           <a:solidFill>
             <a:schemeClr val="phClr"/>
@@ -730,6 +1213,13 @@
           <a:miter lim="800000"/>
         </a:ln>
         <a:ln w="19050" cap="flat" cmpd="sng" algn="ctr">
+          <a:solidFill>
+            <a:schemeClr val="phClr"/>
+          </a:solidFill>
+          <a:prstDash val="solid"/>
+          <a:miter lim="800000"/>
+        </a:ln>
+        <a:ln w="25400" cap="flat" cmpd="sng" algn="ctr">
           <a:solidFill>
             <a:schemeClr val="phClr"/>
           </a:solidFill>
@@ -794,11 +1284,31 @@
       </a:bgFillStyleLst>
     </a:fmtScheme>
   </a:themeElements>
-  <a:objectDefaults/>
+  <a:objectDefaults>
+    <a:lnDef>
+      <a:spPr/>
+      <a:bodyPr/>
+      <a:lstStyle/>
+      <a:style>
+        <a:lnRef idx="2">
+          <a:schemeClr val="accent1"/>
+        </a:lnRef>
+        <a:fillRef idx="0">
+          <a:schemeClr val="accent1"/>
+        </a:fillRef>
+        <a:effectRef idx="1">
+          <a:schemeClr val="accent1"/>
+        </a:effectRef>
+        <a:fontRef idx="minor">
+          <a:schemeClr val="tx1"/>
+        </a:fontRef>
+      </a:style>
+    </a:lnDef>
+  </a:objectDefaults>
   <a:extraClrSchemeLst/>
   <a:extLst>
     <a:ext uri="{05A4C25C-085E-4340-85A3-A5531E510DB2}">
-      <thm15:themeFamily xmlns:thm15="http://schemas.microsoft.com/office/thememl/2012/main" name="Office Theme" id="{62F939B6-93AF-4DB8-9C6B-D6C7DFDC589F}" vid="{4A3C46E8-61CC-4603-A589-7422A47A8E4A}"/>
+      <thm15:themeFamily xmlns:thm15="http://schemas.microsoft.com/office/thememl/2012/main" name="Office Theme" id="{2E142A2C-CD16-42D6-873A-C26D2A0506FA}" vid="{1BDDFF52-6CD6-40A5-AB3C-68EB2F1E4D0A}"/>
     </a:ext>
   </a:extLst>
 </a:theme>

--- a/unit-0/paneltalk-agenda/agenda.docx
+++ b/unit-0/paneltalk-agenda/agenda.docx
@@ -5,26 +5,18 @@
     <w:p>
       <w:r>
         <w:drawing>
-          <wp:anchor distT="0" distB="0" distL="114300" distR="114300" simplePos="0" relativeHeight="251658240" behindDoc="1" locked="0" layoutInCell="1" allowOverlap="1" wp14:anchorId="0F2414CE" wp14:editId="484FE530">
+          <wp:anchor distT="0" distB="0" distL="114300" distR="114300" simplePos="0" relativeHeight="251658240" behindDoc="0" locked="0" layoutInCell="1" allowOverlap="1" wp14:anchorId="325217F6" wp14:editId="42057A07">
             <wp:simplePos x="0" y="0"/>
-            <wp:positionH relativeFrom="column">
-              <wp:posOffset>-845185</wp:posOffset>
+            <wp:positionH relativeFrom="margin">
+              <wp:align>center</wp:align>
             </wp:positionH>
-            <wp:positionV relativeFrom="paragraph">
-              <wp:posOffset>0</wp:posOffset>
+            <wp:positionV relativeFrom="margin">
+              <wp:posOffset>-341070</wp:posOffset>
             </wp:positionV>
-            <wp:extent cx="7245985" cy="8187690"/>
-            <wp:effectExtent l="0" t="0" r="0" b="3810"/>
-            <wp:wrapTight wrapText="bothSides">
-              <wp:wrapPolygon edited="0">
-                <wp:start x="0" y="0"/>
-                <wp:lineTo x="0" y="21560"/>
-                <wp:lineTo x="21522" y="21560"/>
-                <wp:lineTo x="21522" y="0"/>
-                <wp:lineTo x="0" y="0"/>
-              </wp:wrapPolygon>
-            </wp:wrapTight>
-            <wp:docPr id="923020256" name="Picture 1"/>
+            <wp:extent cx="7413625" cy="8713470"/>
+            <wp:effectExtent l="0" t="0" r="0" b="0"/>
+            <wp:wrapSquare wrapText="bothSides"/>
+            <wp:docPr id="1326097241" name="Picture 1"/>
             <wp:cNvGraphicFramePr>
               <a:graphicFrameLocks xmlns:a="http://schemas.openxmlformats.org/drawingml/2006/main" noChangeAspect="1"/>
             </wp:cNvGraphicFramePr>
@@ -32,7 +24,7 @@
               <a:graphicData uri="http://schemas.openxmlformats.org/drawingml/2006/picture">
                 <pic:pic xmlns:pic="http://schemas.openxmlformats.org/drawingml/2006/picture">
                   <pic:nvPicPr>
-                    <pic:cNvPr id="923020256" name=""/>
+                    <pic:cNvPr id="1326097241" name=""/>
                     <pic:cNvPicPr/>
                   </pic:nvPicPr>
                   <pic:blipFill>
@@ -50,7 +42,7 @@
                   <pic:spPr>
                     <a:xfrm>
                       <a:off x="0" y="0"/>
-                      <a:ext cx="7245985" cy="8187690"/>
+                      <a:ext cx="7413625" cy="8713470"/>
                     </a:xfrm>
                     <a:prstGeom prst="rect">
                       <a:avLst/>
@@ -59,10 +51,10 @@
                 </pic:pic>
               </a:graphicData>
             </a:graphic>
-            <wp14:sizeRelH relativeFrom="page">
+            <wp14:sizeRelH relativeFrom="margin">
               <wp14:pctWidth>0</wp14:pctWidth>
             </wp14:sizeRelH>
-            <wp14:sizeRelV relativeFrom="page">
+            <wp14:sizeRelV relativeFrom="margin">
               <wp14:pctHeight>0</wp14:pctHeight>
             </wp14:sizeRelV>
           </wp:anchor>

--- a/unit-0/paneltalk-agenda/agenda.docx
+++ b/unit-0/paneltalk-agenda/agenda.docx
@@ -5,18 +5,18 @@
     <w:p>
       <w:r>
         <w:drawing>
-          <wp:anchor distT="0" distB="0" distL="114300" distR="114300" simplePos="0" relativeHeight="251658240" behindDoc="0" locked="0" layoutInCell="1" allowOverlap="1" wp14:anchorId="325217F6" wp14:editId="42057A07">
+          <wp:anchor distT="0" distB="0" distL="114300" distR="114300" simplePos="0" relativeHeight="251658240" behindDoc="0" locked="0" layoutInCell="1" allowOverlap="1" wp14:anchorId="7C9D1AF9" wp14:editId="31BADDBC">
             <wp:simplePos x="0" y="0"/>
             <wp:positionH relativeFrom="margin">
-              <wp:align>center</wp:align>
+              <wp:posOffset>-662940</wp:posOffset>
             </wp:positionH>
-            <wp:positionV relativeFrom="margin">
-              <wp:posOffset>-341070</wp:posOffset>
+            <wp:positionV relativeFrom="paragraph">
+              <wp:posOffset>-647700</wp:posOffset>
             </wp:positionV>
-            <wp:extent cx="7413625" cy="8713470"/>
-            <wp:effectExtent l="0" t="0" r="0" b="0"/>
-            <wp:wrapSquare wrapText="bothSides"/>
-            <wp:docPr id="1326097241" name="Picture 1"/>
+            <wp:extent cx="7177405" cy="9806940"/>
+            <wp:effectExtent l="0" t="0" r="4445" b="3810"/>
+            <wp:wrapNone/>
+            <wp:docPr id="905135264" name="Picture 1"/>
             <wp:cNvGraphicFramePr>
               <a:graphicFrameLocks xmlns:a="http://schemas.openxmlformats.org/drawingml/2006/main" noChangeAspect="1"/>
             </wp:cNvGraphicFramePr>
@@ -24,7 +24,7 @@
               <a:graphicData uri="http://schemas.openxmlformats.org/drawingml/2006/picture">
                 <pic:pic xmlns:pic="http://schemas.openxmlformats.org/drawingml/2006/picture">
                   <pic:nvPicPr>
-                    <pic:cNvPr id="1326097241" name=""/>
+                    <pic:cNvPr id="905135264" name=""/>
                     <pic:cNvPicPr/>
                   </pic:nvPicPr>
                   <pic:blipFill>
@@ -42,7 +42,7 @@
                   <pic:spPr>
                     <a:xfrm>
                       <a:off x="0" y="0"/>
-                      <a:ext cx="7413625" cy="8713470"/>
+                      <a:ext cx="7177405" cy="9806940"/>
                     </a:xfrm>
                     <a:prstGeom prst="rect">
                       <a:avLst/>
@@ -51,10 +51,10 @@
                 </pic:pic>
               </a:graphicData>
             </a:graphic>
-            <wp14:sizeRelH relativeFrom="margin">
+            <wp14:sizeRelH relativeFrom="page">
               <wp14:pctWidth>0</wp14:pctWidth>
             </wp14:sizeRelH>
-            <wp14:sizeRelV relativeFrom="margin">
+            <wp14:sizeRelV relativeFrom="page">
               <wp14:pctHeight>0</wp14:pctHeight>
             </wp14:sizeRelV>
           </wp:anchor>

--- a/unit-0/paneltalk-agenda/agenda.docx
+++ b/unit-0/paneltalk-agenda/agenda.docx
@@ -5,18 +5,18 @@
     <w:p>
       <w:r>
         <w:drawing>
-          <wp:anchor distT="0" distB="0" distL="114300" distR="114300" simplePos="0" relativeHeight="251658240" behindDoc="0" locked="0" layoutInCell="1" allowOverlap="1" wp14:anchorId="7C9D1AF9" wp14:editId="31BADDBC">
+          <wp:anchor distT="0" distB="0" distL="114300" distR="114300" simplePos="0" relativeHeight="251658240" behindDoc="0" locked="0" layoutInCell="1" allowOverlap="1" wp14:anchorId="3ECA3789" wp14:editId="404AB81B">
             <wp:simplePos x="0" y="0"/>
             <wp:positionH relativeFrom="margin">
-              <wp:posOffset>-662940</wp:posOffset>
+              <wp:posOffset>-830580</wp:posOffset>
             </wp:positionH>
             <wp:positionV relativeFrom="paragraph">
-              <wp:posOffset>-647700</wp:posOffset>
+              <wp:posOffset>-830580</wp:posOffset>
             </wp:positionV>
-            <wp:extent cx="7177405" cy="9806940"/>
-            <wp:effectExtent l="0" t="0" r="4445" b="3810"/>
+            <wp:extent cx="7452168" cy="10264140"/>
+            <wp:effectExtent l="0" t="0" r="0" b="3810"/>
             <wp:wrapNone/>
-            <wp:docPr id="905135264" name="Picture 1"/>
+            <wp:docPr id="717568633" name="Picture 1"/>
             <wp:cNvGraphicFramePr>
               <a:graphicFrameLocks xmlns:a="http://schemas.openxmlformats.org/drawingml/2006/main" noChangeAspect="1"/>
             </wp:cNvGraphicFramePr>
@@ -24,7 +24,7 @@
               <a:graphicData uri="http://schemas.openxmlformats.org/drawingml/2006/picture">
                 <pic:pic xmlns:pic="http://schemas.openxmlformats.org/drawingml/2006/picture">
                   <pic:nvPicPr>
-                    <pic:cNvPr id="905135264" name=""/>
+                    <pic:cNvPr id="717568633" name=""/>
                     <pic:cNvPicPr/>
                   </pic:nvPicPr>
                   <pic:blipFill>
@@ -42,7 +42,7 @@
                   <pic:spPr>
                     <a:xfrm>
                       <a:off x="0" y="0"/>
-                      <a:ext cx="7177405" cy="9806940"/>
+                      <a:ext cx="7477382" cy="10298869"/>
                     </a:xfrm>
                     <a:prstGeom prst="rect">
                       <a:avLst/>

--- a/unit-0/paneltalk-agenda/agenda.docx
+++ b/unit-0/paneltalk-agenda/agenda.docx
@@ -5,18 +5,10 @@
     <w:p>
       <w:r>
         <w:drawing>
-          <wp:anchor distT="0" distB="0" distL="114300" distR="114300" simplePos="0" relativeHeight="251658240" behindDoc="0" locked="0" layoutInCell="1" allowOverlap="1" wp14:anchorId="3ECA3789" wp14:editId="404AB81B">
-            <wp:simplePos x="0" y="0"/>
-            <wp:positionH relativeFrom="margin">
-              <wp:posOffset>-830580</wp:posOffset>
-            </wp:positionH>
-            <wp:positionV relativeFrom="paragraph">
-              <wp:posOffset>-830580</wp:posOffset>
-            </wp:positionV>
-            <wp:extent cx="7452168" cy="10264140"/>
-            <wp:effectExtent l="0" t="0" r="0" b="3810"/>
-            <wp:wrapNone/>
-            <wp:docPr id="717568633" name="Picture 1"/>
+          <wp:inline distT="0" distB="0" distL="0" distR="0" wp14:anchorId="11EB0B0E" wp14:editId="4B612F6E">
+            <wp:extent cx="6440712" cy="6781800"/>
+            <wp:effectExtent l="0" t="0" r="0" b="0"/>
+            <wp:docPr id="617030744" name="Picture 1"/>
             <wp:cNvGraphicFramePr>
               <a:graphicFrameLocks xmlns:a="http://schemas.openxmlformats.org/drawingml/2006/main" noChangeAspect="1"/>
             </wp:cNvGraphicFramePr>
@@ -24,17 +16,11 @@
               <a:graphicData uri="http://schemas.openxmlformats.org/drawingml/2006/picture">
                 <pic:pic xmlns:pic="http://schemas.openxmlformats.org/drawingml/2006/picture">
                   <pic:nvPicPr>
-                    <pic:cNvPr id="717568633" name=""/>
+                    <pic:cNvPr id="617030744" name=""/>
                     <pic:cNvPicPr/>
                   </pic:nvPicPr>
                   <pic:blipFill>
-                    <a:blip r:embed="rId4">
-                      <a:extLst>
-                        <a:ext uri="{28A0092B-C50C-407E-A947-70E740481C1C}">
-                          <a14:useLocalDpi xmlns:a14="http://schemas.microsoft.com/office/drawing/2010/main" val="0"/>
-                        </a:ext>
-                      </a:extLst>
-                    </a:blip>
+                    <a:blip r:embed="rId4"/>
                     <a:stretch>
                       <a:fillRect/>
                     </a:stretch>
@@ -42,7 +28,7 @@
                   <pic:spPr>
                     <a:xfrm>
                       <a:off x="0" y="0"/>
-                      <a:ext cx="7477382" cy="10298869"/>
+                      <a:ext cx="6448834" cy="6790352"/>
                     </a:xfrm>
                     <a:prstGeom prst="rect">
                       <a:avLst/>
@@ -51,13 +37,7 @@
                 </pic:pic>
               </a:graphicData>
             </a:graphic>
-            <wp14:sizeRelH relativeFrom="page">
-              <wp14:pctWidth>0</wp14:pctWidth>
-            </wp14:sizeRelH>
-            <wp14:sizeRelV relativeFrom="page">
-              <wp14:pctHeight>0</wp14:pctHeight>
-            </wp14:sizeRelV>
-          </wp:anchor>
+          </wp:inline>
         </w:drawing>
       </w:r>
     </w:p>

--- a/unit-0/paneltalk-agenda/agenda.docx
+++ b/unit-0/paneltalk-agenda/agenda.docx
@@ -1,14 +1,22 @@
 
 <file path=word/document.xml><?xml version="1.0" encoding="utf-8"?>
-<w:document xmlns:wpc="http://schemas.microsoft.com/office/word/2010/wordprocessingCanvas" xmlns:cx="http://schemas.microsoft.com/office/drawing/2014/chartex" xmlns:cx1="http://schemas.microsoft.com/office/drawing/2015/9/8/chartex" xmlns:cx2="http://schemas.microsoft.com/office/drawing/2015/10/21/chartex" xmlns:cx3="http://schemas.microsoft.com/office/drawing/2016/5/9/chartex" xmlns:cx4="http://schemas.microsoft.com/office/drawing/2016/5/10/chartex" xmlns:cx5="http://schemas.microsoft.com/office/drawing/2016/5/11/chartex" xmlns:cx6="http://schemas.microsoft.com/office/drawing/2016/5/12/chartex" xmlns:cx7="http://schemas.microsoft.com/office/drawing/2016/5/13/chartex" xmlns:cx8="http://schemas.microsoft.com/office/drawing/2016/5/14/chartex" xmlns:mc="http://schemas.openxmlformats.org/markup-compatibility/2006" xmlns:aink="http://schemas.microsoft.com/office/drawing/2016/ink" xmlns:am3d="http://schemas.microsoft.com/office/drawing/2017/model3d" xmlns:o="urn:schemas-microsoft-com:office:office" xmlns:oel="http://schemas.microsoft.com/office/2019/extlst" xmlns:r="http://schemas.openxmlformats.org/officeDocument/2006/relationships" xmlns:m="http://schemas.openxmlformats.org/officeDocument/2006/math" xmlns:v="urn:schemas-microsoft-com:vml" xmlns:wp14="http://schemas.microsoft.com/office/word/2010/wordprocessingDrawing" xmlns:wp="http://schemas.openxmlformats.org/drawingml/2006/wordprocessingDrawing" xmlns:w10="urn:schemas-microsoft-com:office:word" xmlns:w="http://schemas.openxmlformats.org/wordprocessingml/2006/main" xmlns:w14="http://schemas.microsoft.com/office/word/2010/wordml" xmlns:w15="http://schemas.microsoft.com/office/word/2012/wordml" xmlns:w16cex="http://schemas.microsoft.com/office/word/2018/wordml/cex" xmlns:w16cid="http://schemas.microsoft.com/office/word/2016/wordml/cid" xmlns:w16="http://schemas.microsoft.com/office/word/2018/wordml" xmlns:w16du="http://schemas.microsoft.com/office/word/2023/wordml/word16du" xmlns:w16sdtdh="http://schemas.microsoft.com/office/word/2020/wordml/sdtdatahash" xmlns:w16sdtfl="http://schemas.microsoft.com/office/word/2024/wordml/sdtformatlock" xmlns:w16se="http://schemas.microsoft.com/office/word/2015/wordml/symex" xmlns:wpg="http://schemas.microsoft.com/office/word/2010/wordprocessingGroup" xmlns:wpi="http://schemas.microsoft.com/office/word/2010/wordprocessingInk" xmlns:wne="http://schemas.microsoft.com/office/word/2006/wordml" xmlns:wps="http://schemas.microsoft.com/office/word/2010/wordprocessingShape" mc:Ignorable="w14 w15 w16se w16cid w16 w16cex w16sdtdh w16sdtfl w16du wp14">
+<w:document xmlns:wpc="http://schemas.microsoft.com/office/word/2010/wordprocessingCanvas" xmlns:cx="http://schemas.microsoft.com/office/drawing/2014/chartex" xmlns:cx1="http://schemas.microsoft.com/office/drawing/2015/9/8/chartex" xmlns:cx2="http://schemas.microsoft.com/office/drawing/2015/10/21/chartex" xmlns:cx3="http://schemas.microsoft.com/office/drawing/2016/5/9/chartex" xmlns:cx4="http://schemas.microsoft.com/office/drawing/2016/5/10/chartex" xmlns:cx5="http://schemas.microsoft.com/office/drawing/2016/5/11/chartex" xmlns:cx6="http://schemas.microsoft.com/office/drawing/2016/5/12/chartex" xmlns:cx7="http://schemas.microsoft.com/office/drawing/2016/5/13/chartex" xmlns:cx8="http://schemas.microsoft.com/office/drawing/2016/5/14/chartex" xmlns:mc="http://schemas.openxmlformats.org/markup-compatibility/2006" xmlns:aink="http://schemas.microsoft.com/office/drawing/2016/ink" xmlns:am3d="http://schemas.microsoft.com/office/drawing/2017/model3d" xmlns:o="urn:schemas-microsoft-com:office:office" xmlns:oel="http://schemas.microsoft.com/office/2019/extlst" xmlns:r="http://schemas.openxmlformats.org/officeDocument/2006/relationships" xmlns:m="http://schemas.openxmlformats.org/officeDocument/2006/math" xmlns:v="urn:schemas-microsoft-com:vml" xmlns:wp14="http://schemas.microsoft.com/office/word/2010/wordprocessingDrawing" xmlns:wp="http://schemas.openxmlformats.org/drawingml/2006/wordprocessingDrawing" xmlns:w10="urn:schemas-microsoft-com:office:word" xmlns:w="http://schemas.openxmlformats.org/wordprocessingml/2006/main" xmlns:w14="http://schemas.microsoft.com/office/word/2010/wordml" xmlns:w15="http://schemas.microsoft.com/office/word/2012/wordml" xmlns:w16cei="http://schemas.microsoft.com/office/word/2026/wordml/cei" xmlns:w16cex="http://schemas.microsoft.com/office/word/2018/wordml/cex" xmlns:w16cid="http://schemas.microsoft.com/office/word/2016/wordml/cid" xmlns:w16="http://schemas.microsoft.com/office/word/2018/wordml" xmlns:w16du="http://schemas.microsoft.com/office/word/2023/wordml/word16du" xmlns:w16sdtdh="http://schemas.microsoft.com/office/word/2020/wordml/sdtdatahash" xmlns:w16sdtfl="http://schemas.microsoft.com/office/word/2024/wordml/sdtformatlock" xmlns:w16se="http://schemas.microsoft.com/office/word/2015/wordml/symex" xmlns:wpg="http://schemas.microsoft.com/office/word/2010/wordprocessingGroup" xmlns:wpi="http://schemas.microsoft.com/office/word/2010/wordprocessingInk" xmlns:wne="http://schemas.microsoft.com/office/word/2006/wordml" xmlns:wps="http://schemas.microsoft.com/office/word/2010/wordprocessingShape" mc:Ignorable="w14 w15 w16se w16cid w16 w16cex w16sdtdh w16sdtfl w16du wp14">
   <w:body>
     <w:p>
       <w:r>
         <w:drawing>
-          <wp:inline distT="0" distB="0" distL="0" distR="0" wp14:anchorId="11EB0B0E" wp14:editId="4B612F6E">
-            <wp:extent cx="6440712" cy="6781800"/>
-            <wp:effectExtent l="0" t="0" r="0" b="0"/>
-            <wp:docPr id="617030744" name="Picture 1"/>
+          <wp:anchor distT="0" distB="0" distL="114300" distR="114300" simplePos="0" relativeHeight="251658240" behindDoc="0" locked="0" layoutInCell="1" allowOverlap="1" wp14:anchorId="5BE60CAA" wp14:editId="02E00AEC">
+            <wp:simplePos x="0" y="0"/>
+            <wp:positionH relativeFrom="page">
+              <wp:align>left</wp:align>
+            </wp:positionH>
+            <wp:positionV relativeFrom="paragraph">
+              <wp:posOffset>0</wp:posOffset>
+            </wp:positionV>
+            <wp:extent cx="7499350" cy="8412480"/>
+            <wp:effectExtent l="0" t="0" r="6350" b="7620"/>
+            <wp:wrapNone/>
+            <wp:docPr id="697352494" name="Picture 1"/>
             <wp:cNvGraphicFramePr>
               <a:graphicFrameLocks xmlns:a="http://schemas.openxmlformats.org/drawingml/2006/main" noChangeAspect="1"/>
             </wp:cNvGraphicFramePr>
@@ -16,11 +24,17 @@
               <a:graphicData uri="http://schemas.openxmlformats.org/drawingml/2006/picture">
                 <pic:pic xmlns:pic="http://schemas.openxmlformats.org/drawingml/2006/picture">
                   <pic:nvPicPr>
-                    <pic:cNvPr id="617030744" name=""/>
+                    <pic:cNvPr id="697352494" name=""/>
                     <pic:cNvPicPr/>
                   </pic:nvPicPr>
                   <pic:blipFill>
-                    <a:blip r:embed="rId4"/>
+                    <a:blip r:embed="rId4">
+                      <a:extLst>
+                        <a:ext uri="{28A0092B-C50C-407E-A947-70E740481C1C}">
+                          <a14:useLocalDpi xmlns:a14="http://schemas.microsoft.com/office/drawing/2010/main" val="0"/>
+                        </a:ext>
+                      </a:extLst>
+                    </a:blip>
                     <a:stretch>
                       <a:fillRect/>
                     </a:stretch>
@@ -28,7 +42,7 @@
                   <pic:spPr>
                     <a:xfrm>
                       <a:off x="0" y="0"/>
-                      <a:ext cx="6448834" cy="6790352"/>
+                      <a:ext cx="7501174" cy="8414526"/>
                     </a:xfrm>
                     <a:prstGeom prst="rect">
                       <a:avLst/>
@@ -37,7 +51,13 @@
                 </pic:pic>
               </a:graphicData>
             </a:graphic>
-          </wp:inline>
+            <wp14:sizeRelH relativeFrom="page">
+              <wp14:pctWidth>0</wp14:pctWidth>
+            </wp14:sizeRelH>
+            <wp14:sizeRelV relativeFrom="page">
+              <wp14:pctHeight>0</wp14:pctHeight>
+            </wp14:sizeRelV>
+          </wp:anchor>
         </w:drawing>
       </w:r>
     </w:p>

--- a/unit-0/paneltalk-agenda/agenda.docx
+++ b/unit-0/paneltalk-agenda/agenda.docx
@@ -1,22 +1,22 @@
 
 <file path=word/document.xml><?xml version="1.0" encoding="utf-8"?>
-<w:document xmlns:wpc="http://schemas.microsoft.com/office/word/2010/wordprocessingCanvas" xmlns:cx="http://schemas.microsoft.com/office/drawing/2014/chartex" xmlns:cx1="http://schemas.microsoft.com/office/drawing/2015/9/8/chartex" xmlns:cx2="http://schemas.microsoft.com/office/drawing/2015/10/21/chartex" xmlns:cx3="http://schemas.microsoft.com/office/drawing/2016/5/9/chartex" xmlns:cx4="http://schemas.microsoft.com/office/drawing/2016/5/10/chartex" xmlns:cx5="http://schemas.microsoft.com/office/drawing/2016/5/11/chartex" xmlns:cx6="http://schemas.microsoft.com/office/drawing/2016/5/12/chartex" xmlns:cx7="http://schemas.microsoft.com/office/drawing/2016/5/13/chartex" xmlns:cx8="http://schemas.microsoft.com/office/drawing/2016/5/14/chartex" xmlns:mc="http://schemas.openxmlformats.org/markup-compatibility/2006" xmlns:aink="http://schemas.microsoft.com/office/drawing/2016/ink" xmlns:am3d="http://schemas.microsoft.com/office/drawing/2017/model3d" xmlns:o="urn:schemas-microsoft-com:office:office" xmlns:oel="http://schemas.microsoft.com/office/2019/extlst" xmlns:r="http://schemas.openxmlformats.org/officeDocument/2006/relationships" xmlns:m="http://schemas.openxmlformats.org/officeDocument/2006/math" xmlns:v="urn:schemas-microsoft-com:vml" xmlns:wp14="http://schemas.microsoft.com/office/word/2010/wordprocessingDrawing" xmlns:wp="http://schemas.openxmlformats.org/drawingml/2006/wordprocessingDrawing" xmlns:w10="urn:schemas-microsoft-com:office:word" xmlns:w="http://schemas.openxmlformats.org/wordprocessingml/2006/main" xmlns:w14="http://schemas.microsoft.com/office/word/2010/wordml" xmlns:w15="http://schemas.microsoft.com/office/word/2012/wordml" xmlns:w16cei="http://schemas.microsoft.com/office/word/2026/wordml/cei" xmlns:w16cex="http://schemas.microsoft.com/office/word/2018/wordml/cex" xmlns:w16cid="http://schemas.microsoft.com/office/word/2016/wordml/cid" xmlns:w16="http://schemas.microsoft.com/office/word/2018/wordml" xmlns:w16du="http://schemas.microsoft.com/office/word/2023/wordml/word16du" xmlns:w16sdtdh="http://schemas.microsoft.com/office/word/2020/wordml/sdtdatahash" xmlns:w16sdtfl="http://schemas.microsoft.com/office/word/2024/wordml/sdtformatlock" xmlns:w16se="http://schemas.microsoft.com/office/word/2015/wordml/symex" xmlns:wpg="http://schemas.microsoft.com/office/word/2010/wordprocessingGroup" xmlns:wpi="http://schemas.microsoft.com/office/word/2010/wordprocessingInk" xmlns:wne="http://schemas.microsoft.com/office/word/2006/wordml" xmlns:wps="http://schemas.microsoft.com/office/word/2010/wordprocessingShape" mc:Ignorable="w14 w15 w16se w16cid w16 w16cex w16sdtdh w16sdtfl w16du wp14">
+<w:document xmlns:wpc="http://schemas.microsoft.com/office/word/2010/wordprocessingCanvas" xmlns:cx="http://schemas.microsoft.com/office/drawing/2014/chartex" xmlns:cx1="http://schemas.microsoft.com/office/drawing/2015/9/8/chartex" xmlns:cx2="http://schemas.microsoft.com/office/drawing/2015/10/21/chartex" xmlns:cx3="http://schemas.microsoft.com/office/drawing/2016/5/9/chartex" xmlns:cx4="http://schemas.microsoft.com/office/drawing/2016/5/10/chartex" xmlns:cx5="http://schemas.microsoft.com/office/drawing/2016/5/11/chartex" xmlns:cx6="http://schemas.microsoft.com/office/drawing/2016/5/12/chartex" xmlns:cx7="http://schemas.microsoft.com/office/drawing/2016/5/13/chartex" xmlns:cx8="http://schemas.microsoft.com/office/drawing/2016/5/14/chartex" xmlns:mc="http://schemas.openxmlformats.org/markup-compatibility/2006" xmlns:aink="http://schemas.microsoft.com/office/drawing/2016/ink" xmlns:am3d="http://schemas.microsoft.com/office/drawing/2017/model3d" xmlns:o="urn:schemas-microsoft-com:office:office" xmlns:oel="http://schemas.microsoft.com/office/2019/extlst" xmlns:r="http://schemas.openxmlformats.org/officeDocument/2006/relationships" xmlns:m="http://schemas.openxmlformats.org/officeDocument/2006/math" xmlns:v="urn:schemas-microsoft-com:vml" xmlns:wp14="http://schemas.microsoft.com/office/word/2010/wordprocessingDrawing" xmlns:wp="http://schemas.openxmlformats.org/drawingml/2006/wordprocessingDrawing" xmlns:w10="urn:schemas-microsoft-com:office:word" xmlns:w="http://schemas.openxmlformats.org/wordprocessingml/2006/main" xmlns:w14="http://schemas.microsoft.com/office/word/2010/wordml" xmlns:w15="http://schemas.microsoft.com/office/word/2012/wordml" xmlns:w16cex="http://schemas.microsoft.com/office/word/2018/wordml/cex" xmlns:w16cid="http://schemas.microsoft.com/office/word/2016/wordml/cid" xmlns:w16="http://schemas.microsoft.com/office/word/2018/wordml" xmlns:w16du="http://schemas.microsoft.com/office/word/2023/wordml/word16du" xmlns:w16sdtdh="http://schemas.microsoft.com/office/word/2020/wordml/sdtdatahash" xmlns:w16sdtfl="http://schemas.microsoft.com/office/word/2024/wordml/sdtformatlock" xmlns:w16se="http://schemas.microsoft.com/office/word/2015/wordml/symex" xmlns:wpg="http://schemas.microsoft.com/office/word/2010/wordprocessingGroup" xmlns:wpi="http://schemas.microsoft.com/office/word/2010/wordprocessingInk" xmlns:wne="http://schemas.microsoft.com/office/word/2006/wordml" xmlns:wps="http://schemas.microsoft.com/office/word/2010/wordprocessingShape" mc:Ignorable="w14 w15 w16se w16cid w16 w16cex w16sdtdh w16sdtfl w16du wp14">
   <w:body>
     <w:p>
       <w:r>
         <w:drawing>
-          <wp:anchor distT="0" distB="0" distL="114300" distR="114300" simplePos="0" relativeHeight="251658240" behindDoc="0" locked="0" layoutInCell="1" allowOverlap="1" wp14:anchorId="5BE60CAA" wp14:editId="02E00AEC">
+          <wp:anchor distT="0" distB="0" distL="114300" distR="114300" simplePos="0" relativeHeight="251658240" behindDoc="0" locked="0" layoutInCell="1" allowOverlap="1" wp14:anchorId="0BBA4CDA" wp14:editId="79546E5E">
             <wp:simplePos x="0" y="0"/>
-            <wp:positionH relativeFrom="page">
-              <wp:align>left</wp:align>
+            <wp:positionH relativeFrom="margin">
+              <wp:align>center</wp:align>
             </wp:positionH>
             <wp:positionV relativeFrom="paragraph">
-              <wp:posOffset>0</wp:posOffset>
+              <wp:posOffset>-643631</wp:posOffset>
             </wp:positionV>
-            <wp:extent cx="7499350" cy="8412480"/>
-            <wp:effectExtent l="0" t="0" r="6350" b="7620"/>
+            <wp:extent cx="7223437" cy="9968248"/>
+            <wp:effectExtent l="0" t="0" r="0" b="0"/>
             <wp:wrapNone/>
-            <wp:docPr id="697352494" name="Picture 1"/>
+            <wp:docPr id="466118661" name="Picture 1"/>
             <wp:cNvGraphicFramePr>
               <a:graphicFrameLocks xmlns:a="http://schemas.openxmlformats.org/drawingml/2006/main" noChangeAspect="1"/>
             </wp:cNvGraphicFramePr>
@@ -24,7 +24,7 @@
               <a:graphicData uri="http://schemas.openxmlformats.org/drawingml/2006/picture">
                 <pic:pic xmlns:pic="http://schemas.openxmlformats.org/drawingml/2006/picture">
                   <pic:nvPicPr>
-                    <pic:cNvPr id="697352494" name=""/>
+                    <pic:cNvPr id="466118661" name=""/>
                     <pic:cNvPicPr/>
                   </pic:nvPicPr>
                   <pic:blipFill>
@@ -42,7 +42,7 @@
                   <pic:spPr>
                     <a:xfrm>
                       <a:off x="0" y="0"/>
-                      <a:ext cx="7501174" cy="8414526"/>
+                      <a:ext cx="7223437" cy="9968248"/>
                     </a:xfrm>
                     <a:prstGeom prst="rect">
                       <a:avLst/>

--- a/unit-0/paneltalk-agenda/agenda.docx
+++ b/unit-0/paneltalk-agenda/agenda.docx
@@ -5,18 +5,18 @@
     <w:p>
       <w:r>
         <w:drawing>
-          <wp:anchor distT="0" distB="0" distL="114300" distR="114300" simplePos="0" relativeHeight="251658240" behindDoc="0" locked="0" layoutInCell="1" allowOverlap="1" wp14:anchorId="0BBA4CDA" wp14:editId="79546E5E">
+          <wp:anchor distT="0" distB="0" distL="114300" distR="114300" simplePos="0" relativeHeight="251658240" behindDoc="0" locked="0" layoutInCell="1" allowOverlap="1" wp14:anchorId="223CB7BD" wp14:editId="1EAA9B2B">
             <wp:simplePos x="0" y="0"/>
-            <wp:positionH relativeFrom="margin">
-              <wp:align>center</wp:align>
+            <wp:positionH relativeFrom="column">
+              <wp:posOffset>-749147</wp:posOffset>
             </wp:positionH>
             <wp:positionV relativeFrom="paragraph">
-              <wp:posOffset>-643631</wp:posOffset>
+              <wp:posOffset>-738130</wp:posOffset>
             </wp:positionV>
-            <wp:extent cx="7223437" cy="9968248"/>
-            <wp:effectExtent l="0" t="0" r="0" b="0"/>
+            <wp:extent cx="7223920" cy="9022814"/>
+            <wp:effectExtent l="0" t="0" r="0" b="6985"/>
             <wp:wrapNone/>
-            <wp:docPr id="466118661" name="Picture 1"/>
+            <wp:docPr id="739620581" name="Picture 1"/>
             <wp:cNvGraphicFramePr>
               <a:graphicFrameLocks xmlns:a="http://schemas.openxmlformats.org/drawingml/2006/main" noChangeAspect="1"/>
             </wp:cNvGraphicFramePr>
@@ -24,7 +24,7 @@
               <a:graphicData uri="http://schemas.openxmlformats.org/drawingml/2006/picture">
                 <pic:pic xmlns:pic="http://schemas.openxmlformats.org/drawingml/2006/picture">
                   <pic:nvPicPr>
-                    <pic:cNvPr id="466118661" name=""/>
+                    <pic:cNvPr id="739620581" name=""/>
                     <pic:cNvPicPr/>
                   </pic:nvPicPr>
                   <pic:blipFill>
@@ -42,7 +42,7 @@
                   <pic:spPr>
                     <a:xfrm>
                       <a:off x="0" y="0"/>
-                      <a:ext cx="7223437" cy="9968248"/>
+                      <a:ext cx="7232199" cy="9033155"/>
                     </a:xfrm>
                     <a:prstGeom prst="rect">
                       <a:avLst/>
